--- a/data/exports/kcet-moving-charges-and-magnetism_revision_notes.docx
+++ b/data/exports/kcet-moving-charges-and-magnetism_revision_notes.docx
@@ -189,7 +189,7 @@
                 <w:color w:val="2D3748"/>
                 <w:sz w:val="19"/>
               </w:rPr>
-              <w:t>Kcet Moving Charges And Magnetism - Core Application</w:t>
+              <w:t>Biot-Savart Law &amp; Ampere's Circuital Law</w:t>
             </w:r>
           </w:p>
         </w:tc>
@@ -209,7 +209,7 @@
               <w:rPr>
                 <w:sz w:val="19"/>
               </w:rPr>
-              <w:t>48 PYQs</w:t>
+              <w:t>28 PYQs</w:t>
             </w:r>
           </w:p>
         </w:tc>
@@ -230,7 +230,94 @@
                 <w:color w:val="718096"/>
                 <w:sz w:val="19"/>
               </w:rPr>
-              <w:t>General Concept</w:t>
+              <w:t>Magnetic Field</w:t>
+            </w:r>
+          </w:p>
+        </w:tc>
+      </w:tr>
+      <w:tr>
+        <w:tc>
+          <w:tcPr>
+            <w:tcW w:type="dxa" w:w="2160"/>
+            <w:shd w:fill="FFFFFF"/>
+            <w:tcMar>
+              <w:top w:w="80" w:type="dxa"/>
+              <w:bottom w:w="80" w:type="dxa"/>
+              <w:left w:w="150" w:type="dxa"/>
+              <w:right w:w="150" w:type="dxa"/>
+            </w:tcMar>
+          </w:tcPr>
+          <w:p>
+            <w:r>
+              <w:rPr>
+                <w:b/>
+                <w:color w:val="C53030"/>
+                <w:sz w:val="19"/>
+              </w:rPr>
+              <w:t>Very High</w:t>
+            </w:r>
+          </w:p>
+        </w:tc>
+        <w:tc>
+          <w:tcPr>
+            <w:tcW w:type="dxa" w:w="4320"/>
+            <w:shd w:fill="FFFFFF"/>
+            <w:tcMar>
+              <w:top w:w="80" w:type="dxa"/>
+              <w:bottom w:w="80" w:type="dxa"/>
+              <w:left w:w="150" w:type="dxa"/>
+              <w:right w:w="150" w:type="dxa"/>
+            </w:tcMar>
+          </w:tcPr>
+          <w:p>
+            <w:r>
+              <w:rPr>
+                <w:b/>
+                <w:color w:val="2D3748"/>
+                <w:sz w:val="19"/>
+              </w:rPr>
+              <w:t>Lorentz Force, Cyclotron &amp; Magnetic Force on Wires</w:t>
+            </w:r>
+          </w:p>
+        </w:tc>
+        <w:tc>
+          <w:tcPr>
+            <w:tcW w:type="dxa" w:w="1728"/>
+            <w:shd w:fill="FFFFFF"/>
+            <w:tcMar>
+              <w:top w:w="80" w:type="dxa"/>
+              <w:bottom w:w="80" w:type="dxa"/>
+              <w:left w:w="150" w:type="dxa"/>
+              <w:right w:w="150" w:type="dxa"/>
+            </w:tcMar>
+          </w:tcPr>
+          <w:p>
+            <w:r>
+              <w:rPr>
+                <w:sz w:val="19"/>
+              </w:rPr>
+              <w:t>21 PYQs</w:t>
+            </w:r>
+          </w:p>
+        </w:tc>
+        <w:tc>
+          <w:tcPr>
+            <w:tcW w:type="dxa" w:w="1872"/>
+            <w:shd w:fill="FFFFFF"/>
+            <w:tcMar>
+              <w:top w:w="80" w:type="dxa"/>
+              <w:bottom w:w="80" w:type="dxa"/>
+              <w:left w:w="150" w:type="dxa"/>
+              <w:right w:w="150" w:type="dxa"/>
+            </w:tcMar>
+          </w:tcPr>
+          <w:p>
+            <w:r>
+              <w:rPr>
+                <w:color w:val="718096"/>
+                <w:sz w:val="19"/>
+              </w:rPr>
+              <w:t>Magnetic Forces</w:t>
             </w:r>
           </w:p>
         </w:tc>
@@ -311,6 +398,98 @@
           </w:p>
         </w:tc>
       </w:tr>
+      <w:tr>
+        <w:tc>
+          <w:tcPr>
+            <w:tcW w:type="dxa" w:w="3600"/>
+            <w:shd w:fill="F7FAFC"/>
+            <w:tcMar>
+              <w:top w:w="100" w:type="dxa"/>
+              <w:bottom w:w="100" w:type="dxa"/>
+              <w:left w:w="150" w:type="dxa"/>
+              <w:right w:w="150" w:type="dxa"/>
+            </w:tcMar>
+          </w:tcPr>
+          <w:p>
+            <w:r>
+              <w:rPr>
+                <w:b/>
+                <w:color w:val="1A365D"/>
+                <w:sz w:val="19"/>
+              </w:rPr>
+              <w:t>Biot-Savart Law &amp; Ampere's Circuital Law</w:t>
+            </w:r>
+          </w:p>
+        </w:tc>
+        <w:tc>
+          <w:tcPr>
+            <w:tcW w:type="dxa" w:w="6480"/>
+            <w:shd w:fill="F7FAFC"/>
+            <w:tcMar>
+              <w:top w:w="100" w:type="dxa"/>
+              <w:bottom w:w="100" w:type="dxa"/>
+              <w:left w:w="150" w:type="dxa"/>
+              <w:right w:w="150" w:type="dxa"/>
+            </w:tcMar>
+          </w:tcPr>
+          <w:p>
+            <w:r>
+              <w:rPr>
+                <w:rFonts w:ascii="Cambria Math" w:hAnsi="Cambria Math"/>
+                <w:color w:val="2D3748"/>
+                <w:sz w:val="19"/>
+              </w:rPr>
+              <w:t>dB = \frac{\mu_0 I dl \sin\theta}{4\pi r^2}, \quad B_{\text{wire}} = \frac{\mu_0 I}{2\pi d}, \quad B_{\text{center}} = \frac{\mu_0 N I}{2R}, \quad B_{\text{solenoid}} = \mu_0 n I</w:t>
+            </w:r>
+          </w:p>
+        </w:tc>
+      </w:tr>
+      <w:tr>
+        <w:tc>
+          <w:tcPr>
+            <w:tcW w:type="dxa" w:w="3600"/>
+            <w:shd w:fill="FFFFFF"/>
+            <w:tcMar>
+              <w:top w:w="100" w:type="dxa"/>
+              <w:bottom w:w="100" w:type="dxa"/>
+              <w:left w:w="150" w:type="dxa"/>
+              <w:right w:w="150" w:type="dxa"/>
+            </w:tcMar>
+          </w:tcPr>
+          <w:p>
+            <w:r>
+              <w:rPr>
+                <w:b/>
+                <w:color w:val="1A365D"/>
+                <w:sz w:val="19"/>
+              </w:rPr>
+              <w:t>Lorentz Force, Cyclotron &amp; Magnetic Force on Wires</w:t>
+            </w:r>
+          </w:p>
+        </w:tc>
+        <w:tc>
+          <w:tcPr>
+            <w:tcW w:type="dxa" w:w="6480"/>
+            <w:shd w:fill="FFFFFF"/>
+            <w:tcMar>
+              <w:top w:w="100" w:type="dxa"/>
+              <w:bottom w:w="100" w:type="dxa"/>
+              <w:left w:w="150" w:type="dxa"/>
+              <w:right w:w="150" w:type="dxa"/>
+            </w:tcMar>
+          </w:tcPr>
+          <w:p>
+            <w:r>
+              <w:rPr>
+                <w:rFonts w:ascii="Cambria Math" w:hAnsi="Cambria Math"/>
+                <w:color w:val="2D3748"/>
+                <w:sz w:val="19"/>
+              </w:rPr>
+              <w:t>\vec{F} = q(\vec{E} + \vec{v} \times \vec{B}), \quad r = \frac{mv}{qB} = \frac{\sqrt{2mK}}{qB}, \quad T = \frac{2\pi m}{qB}, \quad \frac{F}{L} = \frac{\mu_0 I_1 I_2}{2\pi d}</w:t>
+            </w:r>
+          </w:p>
+        </w:tc>
+      </w:tr>
     </w:tbl>
     <w:p>
       <w:pPr>
@@ -338,7 +517,7 @@
           <w:color w:val="2B6CB0"/>
           <w:sz w:val="24"/>
         </w:rPr>
-        <w:t>3.1 Kcet Moving Charges And Magnetism - Core Application (Very High Yield — 48 PYQs)</w:t>
+        <w:t>3.1 Biot-Savart Law &amp; Ampere's Circuital Law (Very High Yield — 28 PYQs)</w:t>
       </w:r>
     </w:p>
     <w:p>
@@ -353,7 +532,7 @@
         <w:rPr>
           <w:sz w:val="20"/>
         </w:rPr>
-        <w:t>Key problem pattern in Kcet Moving Charges And Magnetism.</w:t>
+        <w:t>Calculation of magnetic fields generated by steady currents in wires, loops, and solenoids.</w:t>
       </w:r>
     </w:p>
     <w:tbl>
@@ -391,7 +570,7 @@
                 <w:color w:val="2D3748"/>
                 <w:sz w:val="19"/>
               </w:rPr>
-              <w:t>Watch for algebraic and sign errors.</w:t>
+              <w:t>In solenoid formula B = μ_0 n I, n is number of turns per UNIT LENGTH (n = N/L), not total turns N.</w:t>
             </w:r>
           </w:p>
         </w:tc>
@@ -432,7 +611,215 @@
                 <w:color w:val="2D3748"/>
                 <w:sz w:val="19"/>
               </w:rPr>
-              <w:t>Verify dimensions and boundary conditions.</w:t>
+              <w:t>Right-hand thumb rule: thumb points along current, curled fingers give direction of circular magnetic field lines.</w:t>
+            </w:r>
+          </w:p>
+        </w:tc>
+      </w:tr>
+    </w:tbl>
+    <w:p>
+      <w:pPr>
+        <w:spacing w:before="120" w:after="40"/>
+      </w:pPr>
+      <w:r>
+        <w:rPr>
+          <w:b/>
+          <w:color w:val="1A365D"/>
+          <w:sz w:val="19"/>
+        </w:rPr>
+        <w:t>Source PYQs testing this concept:</w:t>
+      </w:r>
+    </w:p>
+    <w:p>
+      <w:pPr>
+        <w:pStyle w:val="ListBullet"/>
+        <w:spacing w:after="40"/>
+      </w:pPr>
+      <w:r>
+        <w:rPr>
+          <w:b/>
+          <w:sz w:val="18"/>
+        </w:rPr>
+        <w:t xml:space="preserve">[2026 Shift] Q#2 (MCQ): </w:t>
+      </w:r>
+      <w:r>
+        <w:rPr>
+          <w:sz w:val="18"/>
+        </w:rPr>
+        <w:t xml:space="preserve">"Two identical circular current loops carrying equal currents are placed with their axes inclined at 45° to each other as shown in t..."  </w:t>
+      </w:r>
+      <w:r>
+        <w:rPr>
+          <w:b/>
+          <w:color w:val="2B6CB0"/>
+          <w:sz w:val="18"/>
+        </w:rPr>
+        <w:t>[Ans: N/A]</w:t>
+      </w:r>
+    </w:p>
+    <w:p>
+      <w:pPr>
+        <w:pStyle w:val="ListBullet"/>
+        <w:spacing w:after="40"/>
+      </w:pPr>
+      <w:r>
+        <w:rPr>
+          <w:b/>
+          <w:sz w:val="18"/>
+        </w:rPr>
+        <w:t xml:space="preserve">[2025 Shift] Q#2 (MCQ): </w:t>
+      </w:r>
+      <w:r>
+        <w:rPr>
+          <w:sz w:val="18"/>
+        </w:rPr>
+        <w:t xml:space="preserve">"A solenoid is 1 m long and 4 cm in diameter. It has five layers of windings of 1000 turns each and carries a current of 7A. The magnetic fie..."  </w:t>
+      </w:r>
+      <w:r>
+        <w:rPr>
+          <w:b/>
+          <w:color w:val="2B6CB0"/>
+          <w:sz w:val="18"/>
+        </w:rPr>
+        <w:t>[Ans: N/A]</w:t>
+      </w:r>
+    </w:p>
+    <w:p>
+      <w:pPr>
+        <w:pStyle w:val="ListBullet"/>
+        <w:spacing w:after="40"/>
+      </w:pPr>
+      <w:r>
+        <w:rPr>
+          <w:b/>
+          <w:sz w:val="18"/>
+        </w:rPr>
+        <w:t xml:space="preserve">[2025 Shift] Q#3 (MCQ): </w:t>
+      </w:r>
+      <w:r>
+        <w:rPr>
+          <w:sz w:val="18"/>
+        </w:rPr>
+        <w:t xml:space="preserve">"Identify the correct statement..."  </w:t>
+      </w:r>
+      <w:r>
+        <w:rPr>
+          <w:b/>
+          <w:color w:val="2B6CB0"/>
+          <w:sz w:val="18"/>
+        </w:rPr>
+        <w:t>[Ans: N/A]</w:t>
+      </w:r>
+    </w:p>
+    <w:p>
+      <w:pPr>
+        <w:spacing w:after="120"/>
+      </w:pPr>
+    </w:p>
+    <w:p>
+      <w:pPr>
+        <w:pStyle w:val="Heading2"/>
+      </w:pPr>
+      <w:r>
+        <w:rPr>
+          <w:color w:val="2B6CB0"/>
+          <w:sz w:val="24"/>
+        </w:rPr>
+        <w:t>3.2 Lorentz Force, Cyclotron &amp; Magnetic Force on Wires (Very High Yield — 21 PYQs)</w:t>
+      </w:r>
+    </w:p>
+    <w:p>
+      <w:r>
+        <w:rPr>
+          <w:b/>
+          <w:sz w:val="20"/>
+        </w:rPr>
+        <w:t xml:space="preserve">Core Principle: </w:t>
+      </w:r>
+      <w:r>
+        <w:rPr>
+          <w:sz w:val="20"/>
+        </w:rPr>
+        <w:t>Trajectory of charged particles in magnetic fields, velocity selector (vec(E) ⊥ vec(B)), and force between parallel currents.</w:t>
+      </w:r>
+    </w:p>
+    <w:tbl>
+      <w:tblPr>
+        <w:tblW w:type="auto" w:w="0"/>
+        <w:jc w:val="center"/>
+        <w:tblLook w:firstColumn="1" w:firstRow="1" w:lastColumn="0" w:lastRow="0" w:noHBand="0" w:noVBand="1" w:val="04A0"/>
+      </w:tblPr>
+      <w:tblGrid>
+        <w:gridCol w:w="10080"/>
+      </w:tblGrid>
+      <w:tr>
+        <w:tc>
+          <w:tcPr>
+            <w:tcW w:type="dxa" w:w="10080"/>
+            <w:shd w:fill="FFF5F5"/>
+            <w:tcMar>
+              <w:top w:w="100" w:type="dxa"/>
+              <w:bottom w:w="100" w:type="dxa"/>
+              <w:left w:w="150" w:type="dxa"/>
+              <w:right w:w="150" w:type="dxa"/>
+            </w:tcMar>
+          </w:tcPr>
+          <w:p>
+            <w:r>
+              <w:rPr>
+                <w:b/>
+                <w:color w:val="C53030"/>
+                <w:sz w:val="19"/>
+              </w:rPr>
+              <w:t xml:space="preserve">⚠️ Common Trap / JEE Pitfall: </w:t>
+            </w:r>
+            <w:r>
+              <w:rPr>
+                <w:color w:val="2D3748"/>
+                <w:sz w:val="19"/>
+              </w:rPr>
+              <w:t>Magnetic force vec(F) = q(vec(v) × vec(B)) does ZERO work because vec(F) ⊥ vec(v). It changes direction of velocity, never kinetic energy!</w:t>
+            </w:r>
+          </w:p>
+        </w:tc>
+      </w:tr>
+    </w:tbl>
+    <w:tbl>
+      <w:tblPr>
+        <w:tblW w:type="auto" w:w="0"/>
+        <w:jc w:val="center"/>
+        <w:tblLook w:firstColumn="1" w:firstRow="1" w:lastColumn="0" w:lastRow="0" w:noHBand="0" w:noVBand="1" w:val="04A0"/>
+      </w:tblPr>
+      <w:tblGrid>
+        <w:gridCol w:w="10080"/>
+      </w:tblGrid>
+      <w:tr>
+        <w:tc>
+          <w:tcPr>
+            <w:tcW w:type="dxa" w:w="10080"/>
+            <w:shd w:fill="F0FFF4"/>
+            <w:tcMar>
+              <w:top w:w="100" w:type="dxa"/>
+              <w:bottom w:w="100" w:type="dxa"/>
+              <w:left w:w="150" w:type="dxa"/>
+              <w:right w:w="150" w:type="dxa"/>
+            </w:tcMar>
+          </w:tcPr>
+          <w:p>
+            <w:r>
+              <w:rPr>
+                <w:b/>
+                <w:color w:val="276749"/>
+                <w:sz w:val="19"/>
+              </w:rPr>
+              <w:t xml:space="preserve">💡 Speed Hack / Trick: </w:t>
+            </w:r>
+            <w:r>
+              <w:rPr>
+                <w:color w:val="2D3748"/>
+                <w:sz w:val="19"/>
+              </w:rPr>
+              <w:t>Parallel currents in the SAME direction ATTRACT; anti-parallel currents REPEL.</w:t>
             </w:r>
           </w:p>
         </w:tc>
@@ -488,13 +875,13 @@
           <w:b/>
           <w:sz w:val="18"/>
         </w:rPr>
-        <w:t xml:space="preserve">[2026 Shift] Q#2 (MCQ): </w:t>
+        <w:t xml:space="preserve">[2026 Shift] Q#3 (MCQ): </w:t>
       </w:r>
       <w:r>
         <w:rPr>
           <w:sz w:val="18"/>
         </w:rPr>
-        <w:t xml:space="preserve">"Two identical circular current loops carrying equal currents are placed with their axes inclined at 45° to each other as shown in t..."  </w:t>
+        <w:t xml:space="preserve">"Biot-Savart law indicates that an electron moving with a velocity vec(V) produces a magnetic field vec(B) around it such that..."  </w:t>
       </w:r>
       <w:r>
         <w:rPr>
@@ -515,13 +902,13 @@
           <w:b/>
           <w:sz w:val="18"/>
         </w:rPr>
-        <w:t xml:space="preserve">[2026 Shift] Q#3 (MCQ): </w:t>
+        <w:t xml:space="preserve">[2026 Shift] Q#4 (MCQ): </w:t>
       </w:r>
       <w:r>
         <w:rPr>
           <w:sz w:val="18"/>
         </w:rPr>
-        <w:t xml:space="preserve">"Biot-Savart law indicates that an electron moving with a velocity vec(V) produces a magnetic field vec(B) around it such that..."  </w:t>
+        <w:t xml:space="preserve">"A proton, an electron and an α -particle enter at right angles to a uniform magnetic field with the same velocity. If R_(p),R_(e) a..."  </w:t>
       </w:r>
       <w:r>
         <w:rPr>
@@ -660,6 +1047,127 @@
               <w:t>Solution Analysis:</w:t>
               <w:br/>
               <w:t>The correct option is: Option B: B observes both electric and magnetic fields The point charge is placed in the moving train. For passenger A sitting inside the train, the charge is at rest. A stationary charge produces only an electric field around it. So A observes only electric field, not magnetic field. For person B standing on the ground, the train is moving. So the charge is also moving with the train. A moving charge is equivalent to an electric current, and current produces a magnetic field. Since the charge itself also has electric field, B observes both electric and magnetic fields. So, the correct statement is: B observes both electric and magnetic fields</w:t>
+            </w:r>
+          </w:p>
+        </w:tc>
+      </w:tr>
+    </w:tbl>
+    <w:p>
+      <w:pPr>
+        <w:spacing w:after="120"/>
+      </w:pPr>
+    </w:p>
+    <w:p>
+      <w:pPr>
+        <w:spacing w:before="160" w:after="40"/>
+      </w:pPr>
+      <w:r>
+        <w:rPr>
+          <w:b/>
+          <w:color w:val="1A365D"/>
+          <w:sz w:val="22"/>
+        </w:rPr>
+        <w:t>Benchmark Problem 2: KCET 2026 (Q#2)</w:t>
+      </w:r>
+    </w:p>
+    <w:p>
+      <w:pPr>
+        <w:spacing w:after="80"/>
+      </w:pPr>
+      <w:r>
+        <w:rPr>
+          <w:sz w:val="20"/>
+        </w:rPr>
+        <w:t>Two identical circular current loops carrying equal currents are placed with their axes inclined at 45° to each other as shown in the figure. The resultant magnetic field at P is</w:t>
+      </w:r>
+    </w:p>
+    <w:p>
+      <w:pPr>
+        <w:pStyle w:val="ListBullet"/>
+        <w:spacing w:after="20"/>
+      </w:pPr>
+      <w:r>
+        <w:rPr>
+          <w:sz w:val="19"/>
+        </w:rPr>
+        <w:t>(A) \fracμ_(0)I16√(2)R[(√(2)+1)î+ĵ]</w:t>
+      </w:r>
+    </w:p>
+    <w:p>
+      <w:pPr>
+        <w:pStyle w:val="ListBullet"/>
+        <w:spacing w:after="20"/>
+      </w:pPr>
+      <w:r>
+        <w:rPr>
+          <w:sz w:val="19"/>
+        </w:rPr>
+        <w:t>(B) \fracμ_(0)I16√(2)R[√(2)î+ĵ]</w:t>
+      </w:r>
+    </w:p>
+    <w:p>
+      <w:pPr>
+        <w:pStyle w:val="ListBullet"/>
+        <w:spacing w:after="20"/>
+      </w:pPr>
+      <w:r>
+        <w:rPr>
+          <w:sz w:val="19"/>
+        </w:rPr>
+        <w:t>(C) \fracμ_(0)I16R[(√(2)+1)î+ĵ]</w:t>
+      </w:r>
+    </w:p>
+    <w:p>
+      <w:pPr>
+        <w:pStyle w:val="ListBullet"/>
+        <w:spacing w:after="20"/>
+      </w:pPr>
+      <w:r>
+        <w:rPr>
+          <w:sz w:val="19"/>
+        </w:rPr>
+        <w:t>(D) \fracμ_(0)I16R[√(2)î+ĵ]</w:t>
+      </w:r>
+    </w:p>
+    <w:tbl>
+      <w:tblPr>
+        <w:tblW w:type="auto" w:w="0"/>
+        <w:jc w:val="center"/>
+        <w:tblLook w:firstColumn="1" w:firstRow="1" w:lastColumn="0" w:lastRow="0" w:noHBand="0" w:noVBand="1" w:val="04A0"/>
+      </w:tblPr>
+      <w:tblGrid>
+        <w:gridCol w:w="10080"/>
+      </w:tblGrid>
+      <w:tr>
+        <w:tc>
+          <w:tcPr>
+            <w:tcW w:type="dxa" w:w="10080"/>
+            <w:shd w:fill="F7FAFC"/>
+            <w:tcMar>
+              <w:top w:w="100" w:type="dxa"/>
+              <w:bottom w:w="100" w:type="dxa"/>
+              <w:left w:w="150" w:type="dxa"/>
+              <w:right w:w="150" w:type="dxa"/>
+            </w:tcMar>
+          </w:tcPr>
+          <w:p>
+            <w:r>
+              <w:rPr>
+                <w:b/>
+                <w:color w:val="1A365D"/>
+                <w:sz w:val="19"/>
+              </w:rPr>
+              <w:t>Correct Answer: None</w:t>
+              <w:br/>
+            </w:r>
+            <w:r>
+              <w:rPr>
+                <w:color w:val="2D3748"/>
+                <w:sz w:val="18"/>
+              </w:rPr>
+              <w:t>Solution Analysis:</w:t>
+              <w:br/>
+              <w:t>The magnetic field at a point on the axis of a circular current loop is B=\fracμ_(0)IR^22(R^2+x^2)^3/2 Here, R is the radius of the loop and x is the distance of point P from the centre of the loop along its axis. For both identical loops, point P is at the same distance from the centre. From the figure, this distance is x=√(3)R . So, the magnetic field due to each loop has the same magnitude: B_(1)=B_(2)=\fracμ_(0)IR^22(R^2+(√(3)R)^2)^3/2 B_(1)=B_(2)=\fracμ_(0)IR^22(R^2+3R^2)^3/2 B_(1)=B_(2)=\fracμ_(0)IR^22(4R^2)^3/2 Since (4R^2)^3/2=8R^3 , we get B_(1)=B_(2)=\fracμ_(0)IR^22(8R^3)=\fracμ_(0)I16R The magnetic field due to a circular loop at an axial point is along the axis of the loop. So, if the axis of the first loop is along the x-axis, then vec(B)_(1)=\fracμ_(0)I16Rî The axis of the second loop makes an angle of 45° with the first loop's axis. Hence, its magnetic field also makes an angle of 45° with the x-axis. Resolving vec(B)_(2) into x and y components: vec(B)_(2)=\fracμ_(0)I16R(cos45°î+sin45°ĵ) Since cos45°=sin45°=\frac1√(2) , vec(B)_(2)=\fracμ_(0)I16R(\frac1√(2)î+\frac1√(2)ĵ) The resultant magnetic field at P is the vector sum of the two fields: vec(B)_(net)=vec(B)_(1)+vec(B)_(2) vec(B)_(net)=\fracμ_(0)I16Rî+\fracμ_(0)I16R(\frac1√(2)î+\frac1√(2)ĵ) vec(B)_(net)=\fracμ_(0)I16R((1+\frac1√(2))î+\frac1√(2)ĵ) vec(B)_(net)=\fracμ_(0)I16R(\frac√(2)+1√(2)î+\frac1√(2)ĵ) vec(B)_(net)=\fracμ_(0)I16√(2)R[(√(2)+1)î+ĵ]</w:t>
             </w:r>
           </w:p>
         </w:tc>

--- a/data/exports/kcet-moving-charges-and-magnetism_revision_notes.docx
+++ b/data/exports/kcet-moving-charges-and-magnetism_revision_notes.docx
@@ -13,7 +13,7 @@
           <w:color w:val="1A365D"/>
           <w:sz w:val="44"/>
         </w:rPr>
-        <w:t>JEE MAIN REVISION MASTER: MOVING CHARGES AND MAGNETISM 2026 4 QUESTIONS 6.67% WEIGHTAGE ↓19.93%</w:t>
+        <w:t>JEE MAIN REVISION MASTER: MOVING CHARGES AND MAGNETISM</w:t>
       </w:r>
     </w:p>
     <w:p>
@@ -640,6 +640,33 @@
           <w:b/>
           <w:sz w:val="18"/>
         </w:rPr>
+        <w:t xml:space="preserve">[2026 Shift] Q#1 (MCQ): </w:t>
+      </w:r>
+      <w:r>
+        <w:rPr>
+          <w:sz w:val="18"/>
+        </w:rPr>
+        <w:t xml:space="preserve">"A point charge is placed in a moving train. A passenger A sitting in the train and person B on the ground observe the fields due to this cha..."  </w:t>
+      </w:r>
+      <w:r>
+        <w:rPr>
+          <w:b/>
+          <w:color w:val="2B6CB0"/>
+          <w:sz w:val="18"/>
+        </w:rPr>
+        <w:t>[Ans: N/A]</w:t>
+      </w:r>
+    </w:p>
+    <w:p>
+      <w:pPr>
+        <w:pStyle w:val="ListBullet"/>
+        <w:spacing w:after="40"/>
+      </w:pPr>
+      <w:r>
+        <w:rPr>
+          <w:b/>
+          <w:sz w:val="18"/>
+        </w:rPr>
         <w:t xml:space="preserve">[2026 Shift] Q#2 (MCQ): </w:t>
       </w:r>
       <w:r>
@@ -667,40 +694,13 @@
           <w:b/>
           <w:sz w:val="18"/>
         </w:rPr>
-        <w:t xml:space="preserve">[2025 Shift] Q#2 (MCQ): </w:t>
+        <w:t xml:space="preserve">[2026 Shift] Q#3 (MCQ): </w:t>
       </w:r>
       <w:r>
         <w:rPr>
           <w:sz w:val="18"/>
         </w:rPr>
-        <w:t xml:space="preserve">"A solenoid is 1 m long and 4 cm in diameter. It has five layers of windings of 1000 turns each and carries a current of 7A. The magnetic fie..."  </w:t>
-      </w:r>
-      <w:r>
-        <w:rPr>
-          <w:b/>
-          <w:color w:val="2B6CB0"/>
-          <w:sz w:val="18"/>
-        </w:rPr>
-        <w:t>[Ans: N/A]</w:t>
-      </w:r>
-    </w:p>
-    <w:p>
-      <w:pPr>
-        <w:pStyle w:val="ListBullet"/>
-        <w:spacing w:after="40"/>
-      </w:pPr>
-      <w:r>
-        <w:rPr>
-          <w:b/>
-          <w:sz w:val="18"/>
-        </w:rPr>
-        <w:t xml:space="preserve">[2025 Shift] Q#3 (MCQ): </w:t>
-      </w:r>
-      <w:r>
-        <w:rPr>
-          <w:sz w:val="18"/>
-        </w:rPr>
-        <w:t xml:space="preserve">"Identify the correct statement..."  </w:t>
+        <w:t xml:space="preserve">"Biot-Savart law indicates that an electron moving with a velocity vec(V) produces a magnetic field vec(B) around it such that..."  </w:t>
       </w:r>
       <w:r>
         <w:rPr>
@@ -848,13 +848,13 @@
           <w:b/>
           <w:sz w:val="18"/>
         </w:rPr>
-        <w:t xml:space="preserve">[2026 Shift] Q#1 (MCQ): </w:t>
+        <w:t xml:space="preserve">[2026 Shift] Q#4 (MCQ): </w:t>
       </w:r>
       <w:r>
         <w:rPr>
           <w:sz w:val="18"/>
         </w:rPr>
-        <w:t xml:space="preserve">"A point charge is placed in a moving train. A passenger A sitting in the train and person B on the ground observe the fields due to this cha..."  </w:t>
+        <w:t xml:space="preserve">"A proton, an electron and an α -particle enter at right angles to a uniform magnetic field with the same velocity. If R_(p),R_(e) a..."  </w:t>
       </w:r>
       <w:r>
         <w:rPr>
@@ -875,13 +875,13 @@
           <w:b/>
           <w:sz w:val="18"/>
         </w:rPr>
-        <w:t xml:space="preserve">[2026 Shift] Q#3 (MCQ): </w:t>
+        <w:t xml:space="preserve">[2025 Shift] Q#1 (MCQ): </w:t>
       </w:r>
       <w:r>
         <w:rPr>
           <w:sz w:val="18"/>
         </w:rPr>
-        <w:t xml:space="preserve">"Biot-Savart law indicates that an electron moving with a velocity vec(V) produces a magnetic field vec(B) around it such that..."  </w:t>
+        <w:t xml:space="preserve">"A square loop of side 2 m lies in the Y-Z plane in a region having a magnetic field vec(B)=(5î+3ĵ-4k̂)T . The magnitude ..."  </w:t>
       </w:r>
       <w:r>
         <w:rPr>
@@ -902,13 +902,13 @@
           <w:b/>
           <w:sz w:val="18"/>
         </w:rPr>
-        <w:t xml:space="preserve">[2026 Shift] Q#4 (MCQ): </w:t>
+        <w:t xml:space="preserve">[2024 Shift] Q#4 (MCQ): </w:t>
       </w:r>
       <w:r>
         <w:rPr>
           <w:sz w:val="18"/>
         </w:rPr>
-        <w:t xml:space="preserve">"A proton, an electron and an α -particle enter at right angles to a uniform magnetic field with the same velocity. If R_(p),R_(e) a..."  </w:t>
+        <w:t xml:space="preserve">"19. A particle of specific charge q/m=π Ckg^-1 is projected the origin towards positive X -axis with the velocity 10ms^-1 in a u..."  </w:t>
       </w:r>
       <w:r>
         <w:rPr>
@@ -1067,7 +1067,7 @@
           <w:color w:val="1A365D"/>
           <w:sz w:val="22"/>
         </w:rPr>
-        <w:t>Benchmark Problem 2: KCET 2026 (Q#2)</w:t>
+        <w:t>Benchmark Problem 2: KCET 2026 (Q#4)</w:t>
       </w:r>
     </w:p>
     <w:p>
@@ -1078,7 +1078,7 @@
         <w:rPr>
           <w:sz w:val="20"/>
         </w:rPr>
-        <w:t>Two identical circular current loops carrying equal currents are placed with their axes inclined at 45° to each other as shown in the figure. The resultant magnetic field at P is</w:t>
+        <w:t>A proton, an electron and an α -particle enter at right angles to a uniform magnetic field with the same velocity. If R_(p),R_(e) and R_(α) are the radii of circular paths of these particles, then</w:t>
       </w:r>
     </w:p>
     <w:p>
@@ -1090,7 +1090,7 @@
         <w:rPr>
           <w:sz w:val="19"/>
         </w:rPr>
-        <w:t>(A) \fracμ_(0)I16√(2)R[(√(2)+1)î+ĵ]</w:t>
+        <w:t>(A) R_(α)=R_(p)=R_(e)</w:t>
       </w:r>
     </w:p>
     <w:p>
@@ -1102,7 +1102,7 @@
         <w:rPr>
           <w:sz w:val="19"/>
         </w:rPr>
-        <w:t>(B) \fracμ_(0)I16√(2)R[√(2)î+ĵ]</w:t>
+        <w:t>(B) R_(α)&gt;R_(p)&gt;R_(e)</w:t>
       </w:r>
     </w:p>
     <w:p>
@@ -1114,7 +1114,7 @@
         <w:rPr>
           <w:sz w:val="19"/>
         </w:rPr>
-        <w:t>(C) \fracμ_(0)I16R[(√(2)+1)î+ĵ]</w:t>
+        <w:t>(C) R_(α)&lt;R_(p)&lt;R_(e)</w:t>
       </w:r>
     </w:p>
     <w:p>
@@ -1126,7 +1126,7 @@
         <w:rPr>
           <w:sz w:val="19"/>
         </w:rPr>
-        <w:t>(D) \fracμ_(0)I16R[√(2)î+ĵ]</w:t>
+        <w:t>(D) R_(α)&gt;R_(p)=R_(e)</w:t>
       </w:r>
     </w:p>
     <w:tbl>
@@ -1167,7 +1167,7 @@
               </w:rPr>
               <w:t>Solution Analysis:</w:t>
               <w:br/>
-              <w:t>The magnetic field at a point on the axis of a circular current loop is B=\fracμ_(0)IR^22(R^2+x^2)^3/2 Here, R is the radius of the loop and x is the distance of point P from the centre of the loop along its axis. For both identical loops, point P is at the same distance from the centre. From the figure, this distance is x=√(3)R . So, the magnetic field due to each loop has the same magnitude: B_(1)=B_(2)=\fracμ_(0)IR^22(R^2+(√(3)R)^2)^3/2 B_(1)=B_(2)=\fracμ_(0)IR^22(R^2+3R^2)^3/2 B_(1)=B_(2)=\fracμ_(0)IR^22(4R^2)^3/2 Since (4R^2)^3/2=8R^3 , we get B_(1)=B_(2)=\fracμ_(0)IR^22(8R^3)=\fracμ_(0)I16R The magnetic field due to a circular loop at an axial point is along the axis of the loop. So, if the axis of the first loop is along the x-axis, then vec(B)_(1)=\fracμ_(0)I16Rî The axis of the second loop makes an angle of 45° with the first loop's axis. Hence, its magnetic field also makes an angle of 45° with the x-axis. Resolving vec(B)_(2) into x and y components: vec(B)_(2)=\fracμ_(0)I16R(cos45°î+sin45°ĵ) Since cos45°=sin45°=\frac1√(2) , vec(B)_(2)=\fracμ_(0)I16R(\frac1√(2)î+\frac1√(2)ĵ) The resultant magnetic field at P is the vector sum of the two fields: vec(B)_(net)=vec(B)_(1)+vec(B)_(2) vec(B)_(net)=\fracμ_(0)I16Rî+\fracμ_(0)I16R(\frac1√(2)î+\frac1√(2)ĵ) vec(B)_(net)=\fracμ_(0)I16R((1+\frac1√(2))î+\frac1√(2)ĵ) vec(B)_(net)=\fracμ_(0)I16R(\frac√(2)+1√(2)î+\frac1√(2)ĵ) vec(B)_(net)=\fracμ_(0)I16√(2)R[(√(2)+1)î+ĵ]</w:t>
+              <w:t>For a charged particle moving at right angles to a uniform magnetic field, the magnetic force provides the centripetal force. So, qvB=\fracmv^2R This gives R=(mv / qB) Here, all three particles enter with the same velocity v in the same magnetic field B . So the radius depends on (m / q) For proton: R_(p)=\fracm_(p)veB For electron: R_(e)=\fracm_(e)veB Since the electron has the same magnitude of charge as the proton but much smaller mass, R_(e)&lt;R_(p) For α -particle: An α -particle has mass nearly 4m_(p) and charge 2e . R_(α)=\frac4m_(p)v2eB R_(α)=2\fracm_(p)veB R_(α)=2R_(p) So, R_(α)&gt;R_(p)&gt;R_(e) Hence, the correct option is: Option BR_(α)&gt;R_(p)&gt;R_(e)</w:t>
             </w:r>
           </w:p>
         </w:tc>

--- a/data/exports/kcet-moving-charges-and-magnetism_revision_notes.docx
+++ b/data/exports/kcet-moving-charges-and-magnetism_revision_notes.docx
@@ -189,7 +189,7 @@
                 <w:color w:val="2D3748"/>
                 <w:sz w:val="19"/>
               </w:rPr>
-              <w:t>Biot-Savart Law &amp; Ampere's Circuital Law</w:t>
+              <w:t>Biot-Savart Law &amp; Magnetic Field Calculations</w:t>
             </w:r>
           </w:p>
         </w:tc>
@@ -209,7 +209,7 @@
               <w:rPr>
                 <w:sz w:val="19"/>
               </w:rPr>
-              <w:t>28 PYQs</w:t>
+              <w:t>41 PYQs</w:t>
             </w:r>
           </w:p>
         </w:tc>
@@ -230,7 +230,7 @@
                 <w:color w:val="718096"/>
                 <w:sz w:val="19"/>
               </w:rPr>
-              <w:t>Magnetic Field</w:t>
+              <w:t>Magnetic Fields</w:t>
             </w:r>
           </w:p>
         </w:tc>
@@ -251,10 +251,10 @@
             <w:r>
               <w:rPr>
                 <w:b/>
-                <w:color w:val="C53030"/>
+                <w:color w:val="718096"/>
                 <w:sz w:val="19"/>
               </w:rPr>
-              <w:t>Very High</w:t>
+              <w:t>Moderate</w:t>
             </w:r>
           </w:p>
         </w:tc>
@@ -276,7 +276,7 @@
                 <w:color w:val="2D3748"/>
                 <w:sz w:val="19"/>
               </w:rPr>
-              <w:t>Lorentz Force, Cyclotron &amp; Magnetic Force on Wires</w:t>
+              <w:t>Lorentz Force, Galvanometer &amp; Conversion to Ammeter / Voltmeter</w:t>
             </w:r>
           </w:p>
         </w:tc>
@@ -296,7 +296,7 @@
               <w:rPr>
                 <w:sz w:val="19"/>
               </w:rPr>
-              <w:t>21 PYQs</w:t>
+              <w:t>7 PYQs</w:t>
             </w:r>
           </w:p>
         </w:tc>
@@ -317,7 +317,7 @@
                 <w:color w:val="718096"/>
                 <w:sz w:val="19"/>
               </w:rPr>
-              <w:t>Magnetic Forces</w:t>
+              <w:t>Magnetic Forces &amp; Devices</w:t>
             </w:r>
           </w:p>
         </w:tc>
@@ -417,7 +417,7 @@
                 <w:color w:val="1A365D"/>
                 <w:sz w:val="19"/>
               </w:rPr>
-              <w:t>Biot-Savart Law &amp; Ampere's Circuital Law</w:t>
+              <w:t>Biot-Savart Law &amp; Magnetic Field Calculations</w:t>
             </w:r>
           </w:p>
         </w:tc>
@@ -439,7 +439,7 @@
                 <w:color w:val="2D3748"/>
                 <w:sz w:val="19"/>
               </w:rPr>
-              <w:t>dB = \frac{\mu_0 I dl \sin\theta}{4\pi r^2}, \quad B_{\text{wire}} = \frac{\mu_0 I}{2\pi d}, \quad B_{\text{center}} = \frac{\mu_0 N I}{2R}, \quad B_{\text{solenoid}} = \mu_0 n I</w:t>
+              <w:t>B_{\text{center}} = \frac{\mu_0 N I}{2 R}, \quad B_{\text{wire}} = \frac{\mu_0 I}{2\pi d}, \quad B_{\text{solenoid}} = \mu_0 n I \ (n = N/L)</w:t>
             </w:r>
           </w:p>
         </w:tc>
@@ -463,7 +463,7 @@
                 <w:color w:val="1A365D"/>
                 <w:sz w:val="19"/>
               </w:rPr>
-              <w:t>Lorentz Force, Cyclotron &amp; Magnetic Force on Wires</w:t>
+              <w:t>Lorentz Force, Galvanometer &amp; Conversion to Ammeter / Voltmeter</w:t>
             </w:r>
           </w:p>
         </w:tc>
@@ -485,7 +485,7 @@
                 <w:color w:val="2D3748"/>
                 <w:sz w:val="19"/>
               </w:rPr>
-              <w:t>\vec{F} = q(\vec{E} + \vec{v} \times \vec{B}), \quad r = \frac{mv}{qB} = \frac{\sqrt{2mK}}{qB}, \quad T = \frac{2\pi m}{qB}, \quad \frac{F}{L} = \frac{\mu_0 I_1 I_2}{2\pi d}</w:t>
+              <w:t>r = \frac{mv}{qB}, \quad \text{Shunt: } S = \frac{I_g G}{I - I_g}, \quad \text{Multiplier: } R = \frac{V}{I_g} - G</w:t>
             </w:r>
           </w:p>
         </w:tc>
@@ -517,7 +517,7 @@
           <w:color w:val="2B6CB0"/>
           <w:sz w:val="24"/>
         </w:rPr>
-        <w:t>3.1 Biot-Savart Law &amp; Ampere's Circuital Law (Very High Yield — 28 PYQs)</w:t>
+        <w:t>3.1 Biot-Savart Law &amp; Magnetic Field Calculations (Very High Yield — 41 PYQs)</w:t>
       </w:r>
     </w:p>
     <w:p>
@@ -532,7 +532,7 @@
         <w:rPr>
           <w:sz w:val="20"/>
         </w:rPr>
-        <w:t>Calculation of magnetic fields generated by steady currents in wires, loops, and solenoids.</w:t>
+        <w:t>Biot-Savart law: dvec(B) = (μ_0 / 4π)\fracI dvec(l) × r̂r^2. Magnetic field at center of circular loop B = (μ_0 N I / 2R). On the axis of circular coil: B = \fracμ_0 N I R^22(R^2+x^2)^3/2. Infinitely long straight wire: B = (μ_0 I / 2π d). Inside a long solenoid: B = μ_0 n I.</w:t>
       </w:r>
     </w:p>
     <w:tbl>
@@ -570,7 +570,7 @@
                 <w:color w:val="2D3748"/>
                 <w:sz w:val="19"/>
               </w:rPr>
-              <w:t>In solenoid formula B = μ_0 n I, n is number of turns per UNIT LENGTH (n = N/L), not total turns N.</w:t>
+              <w:t>At the ends of a semi-infinite solenoid, magnetic field drops to exactly HALF: B_(end) = (1 / 2)μ_0 n I.</w:t>
             </w:r>
           </w:p>
         </w:tc>
@@ -611,7 +611,7 @@
                 <w:color w:val="2D3748"/>
                 <w:sz w:val="19"/>
               </w:rPr>
-              <w:t>Right-hand thumb rule: thumb points along current, curled fingers give direction of circular magnetic field lines.</w:t>
+              <w:t>If a circular wire of radius R is bent into n turns of radius R/n, the magnetic field at the center increases by n^2 times!</w:t>
             </w:r>
           </w:p>
         </w:tc>
@@ -725,7 +725,7 @@
           <w:color w:val="2B6CB0"/>
           <w:sz w:val="24"/>
         </w:rPr>
-        <w:t>3.2 Lorentz Force, Cyclotron &amp; Magnetic Force on Wires (Very High Yield — 21 PYQs)</w:t>
+        <w:t>3.2 Lorentz Force, Galvanometer &amp; Conversion to Ammeter / Voltmeter (Moderate Yield — 7 PYQs)</w:t>
       </w:r>
     </w:p>
     <w:p>
@@ -740,7 +740,7 @@
         <w:rPr>
           <w:sz w:val="20"/>
         </w:rPr>
-        <w:t>Trajectory of charged particles in magnetic fields, velocity selector (vec(E) ⊥ vec(B)), and force between parallel currents.</w:t>
+        <w:t>Lorentz force vec(F) = q(vec(E) + vec(v) × vec(B)). Circular radius r = (mv / qB), period T = (2π m / qB) (independent of speed v). Force between parallel wires: (F / L) = (μ_0 I_1 I_2 / 2π d) (parallel currents attract). Galvanometer conversion: Ammeter \implies small shunt S = (I_g G / I - I_g) in parallel; Voltmeter \implies high resistance R = (V / I_g) - G in series.</w:t>
       </w:r>
     </w:p>
     <w:tbl>
@@ -778,7 +778,7 @@
                 <w:color w:val="2D3748"/>
                 <w:sz w:val="19"/>
               </w:rPr>
-              <w:t>Magnetic force vec(F) = q(vec(v) × vec(B)) does ZERO work because vec(F) ⊥ vec(v). It changes direction of velocity, never kinetic energy!</w:t>
+              <w:t>Ammeter is connected in SERIES and must have very low resistance (ideal = 0). Voltmeter is connected in PARALLEL and must have very high resistance (ideal = ∞).</w:t>
             </w:r>
           </w:p>
         </w:tc>
@@ -819,7 +819,7 @@
                 <w:color w:val="2D3748"/>
                 <w:sz w:val="19"/>
               </w:rPr>
-              <w:t>Parallel currents in the SAME direction ATTRACT; anti-parallel currents REPEL.</w:t>
+              <w:t>To increase the range of an ammeter by n times (I = n I_g), the required shunt is simply S = (G / n - 1).</w:t>
             </w:r>
           </w:p>
         </w:tc>
@@ -848,13 +848,13 @@
           <w:b/>
           <w:sz w:val="18"/>
         </w:rPr>
-        <w:t xml:space="preserve">[2026 Shift] Q#4 (MCQ): </w:t>
+        <w:t xml:space="preserve">[2025 Shift] Q#1 (MCQ): </w:t>
       </w:r>
       <w:r>
         <w:rPr>
           <w:sz w:val="18"/>
         </w:rPr>
-        <w:t xml:space="preserve">"A proton, an electron and an α -particle enter at right angles to a uniform magnetic field with the same velocity. If R_(p),R_(e) a..."  </w:t>
+        <w:t xml:space="preserve">"Two thin long parallel wires separated by a distance ' r ' from each other in vacuum carry a current of I ampere in opposite directions. T..."  </w:t>
       </w:r>
       <w:r>
         <w:rPr>
@@ -875,13 +875,13 @@
           <w:b/>
           <w:sz w:val="18"/>
         </w:rPr>
-        <w:t xml:space="preserve">[2025 Shift] Q#1 (MCQ): </w:t>
+        <w:t xml:space="preserve">[2023 Shift] Q#3 (MCQ): </w:t>
       </w:r>
       <w:r>
         <w:rPr>
           <w:sz w:val="18"/>
         </w:rPr>
-        <w:t xml:space="preserve">"A square loop of side 2 m lies in the Y-Z plane in a region having a magnetic field vec(B)=(5î+3ĵ-4k̂)T . The magnitude ..."  </w:t>
+        <w:t xml:space="preserve">"A charged particle is subjected to acceleration in a cyclotron as shown. The charged particle undergoes increase in its speed..."  </w:t>
       </w:r>
       <w:r>
         <w:rPr>
@@ -902,13 +902,13 @@
           <w:b/>
           <w:sz w:val="18"/>
         </w:rPr>
-        <w:t xml:space="preserve">[2024 Shift] Q#4 (MCQ): </w:t>
+        <w:t xml:space="preserve">[2021 Shift] Q#1 (MCQ): </w:t>
       </w:r>
       <w:r>
         <w:rPr>
           <w:sz w:val="18"/>
         </w:rPr>
-        <w:t xml:space="preserve">"19. A particle of specific charge q/m=π Ckg^-1 is projected the origin towards positive X -axis with the velocity 10ms^-1 in a u..."  </w:t>
+        <w:t xml:space="preserve">"A strong magnetic field is applied on a stationary electron. Then, the electron..."  </w:t>
       </w:r>
       <w:r>
         <w:rPr>
@@ -1067,7 +1067,7 @@
           <w:color w:val="1A365D"/>
           <w:sz w:val="22"/>
         </w:rPr>
-        <w:t>Benchmark Problem 2: KCET 2026 (Q#4)</w:t>
+        <w:t>Benchmark Problem 2: KCET 2023 (Q#3)</w:t>
       </w:r>
     </w:p>
     <w:p>
@@ -1078,7 +1078,7 @@
         <w:rPr>
           <w:sz w:val="20"/>
         </w:rPr>
-        <w:t>A proton, an electron and an α -particle enter at right angles to a uniform magnetic field with the same velocity. If R_(p),R_(e) and R_(α) are the radii of circular paths of these particles, then</w:t>
+        <w:t>A charged particle is subjected to acceleration in a cyclotron as shown. The charged particle undergoes increase in its speed</w:t>
       </w:r>
     </w:p>
     <w:p>
@@ -1090,7 +1090,7 @@
         <w:rPr>
           <w:sz w:val="19"/>
         </w:rPr>
-        <w:t>(A) R_(α)=R_(p)=R_(e)</w:t>
+        <w:t>(A) Only in the gap between D_(1) and D_(2)</w:t>
       </w:r>
     </w:p>
     <w:p>
@@ -1102,7 +1102,7 @@
         <w:rPr>
           <w:sz w:val="19"/>
         </w:rPr>
-        <w:t>(B) R_(α)&gt;R_(p)&gt;R_(e)</w:t>
+        <w:t>(B) Only inside D_(2)</w:t>
       </w:r>
     </w:p>
     <w:p>
@@ -1114,7 +1114,7 @@
         <w:rPr>
           <w:sz w:val="19"/>
         </w:rPr>
-        <w:t>(C) R_(α)&lt;R_(p)&lt;R_(e)</w:t>
+        <w:t>(C) Inside D_(1),D_(2) and the gaps</w:t>
       </w:r>
     </w:p>
     <w:p>
@@ -1126,7 +1126,7 @@
         <w:rPr>
           <w:sz w:val="19"/>
         </w:rPr>
-        <w:t>(D) R_(α)&gt;R_(p)=R_(e)</w:t>
+        <w:t>(D) Only inside D_(1)</w:t>
       </w:r>
     </w:p>
     <w:tbl>
@@ -1167,7 +1167,7 @@
               </w:rPr>
               <w:t>Solution Analysis:</w:t>
               <w:br/>
-              <w:t>For a charged particle moving at right angles to a uniform magnetic field, the magnetic force provides the centripetal force. So, qvB=\fracmv^2R This gives R=(mv / qB) Here, all three particles enter with the same velocity v in the same magnetic field B . So the radius depends on (m / q) For proton: R_(p)=\fracm_(p)veB For electron: R_(e)=\fracm_(e)veB Since the electron has the same magnitude of charge as the proton but much smaller mass, R_(e)&lt;R_(p) For α -particle: An α -particle has mass nearly 4m_(p) and charge 2e . R_(α)=\frac4m_(p)v2eB R_(α)=2\fracm_(p)veB R_(α)=2R_(p) So, R_(α)&gt;R_(p)&gt;R_(e) Hence, the correct option is: Option BR_(α)&gt;R_(p)&gt;R_(e)</w:t>
+              <w:t>A charged particle experiences two different forces in a cyclotron as follows. (i) Inside the Dees It is accelerated due to the magnetic field inside the dees. (ii) In the Gaps It is accelerated due to the electric field.</w:t>
             </w:r>
           </w:p>
         </w:tc>
